--- a/tillsyn/A 29699-2025 tillsynsbegäran.docx
+++ b/tillsyn/A 29699-2025 tillsynsbegäran.docx
@@ -35,7 +35,7 @@
     </w:p>
     <w:p>
       <w:r>
-        <w:t>I avverkningsanmälan har följande 3 naturvårdsarter hittats: garnlav (NT), tretåig hackspett (NT, §4) och fjällig taggsvamp s.str. (S). Av dessa är 2 rödlistade. För rödlistade arter har rödlistekategorin angivits inom parentes. Arter som är signalarter enligt Skogsstyrelsen har markerats med (S). För fridlysta arter anges även paragrafen i Artskyddsförordningen som arten är fridlyst enligt.</w:t>
+        <w:t>I avverkningsanmälan har följande 4 naturvårdsarter hittats: garnlav (NT), talltita (NT, §4), tretåig hackspett (NT, §4) och fjällig taggsvamp s.str. (S). Av dessa är 3 rödlistade. För rödlistade arter har rödlistekategorin angivits inom parentes. Arter som är signalarter enligt Skogsstyrelsen har markerats med (S). För fridlysta arter anges även paragrafen i Artskyddsförordningen som arten är fridlyst enligt.</w:t>
       </w:r>
     </w:p>
     <w:p>
@@ -111,7 +111,7 @@
     </w:p>
     <w:p>
       <w:r>
-        <w:t>Följande fridlysta arter har sina livsmiljöer och växtplatser i den avverkningsanmälda skogen: tretåig hackspett (NT, §4).</w:t>
+        <w:t>Följande fridlysta arter har sina livsmiljöer och växtplatser i den avverkningsanmälda skogen: talltita (NT, §4) och tretåig hackspett (NT, §4).</w:t>
       </w:r>
     </w:p>
     <w:p>
@@ -126,6 +126,17 @@
       </w:r>
       <w:r>
         <w:t>(artikel 1). Vidare att de åtgärder som vidtas inte får leda till en försämring av den nuvarande situationen beträffande bevarandet av de fågelarter som avses i artikel 1 (artikel 13). Fågeldirektivet är styrande för tillsynsansvariga myndigheters ärendehantering, ställningstaganden och beslutsfattande.</w:t>
+      </w:r>
+    </w:p>
+    <w:p>
+      <w:r>
+        <w:rPr>
+          <w:b/>
+        </w:rPr>
+        <w:t>Talltita (NT, §4)</w:t>
+      </w:r>
+      <w:r>
+        <w:t>, rödlistad som nära hotad och prioriterad art i Skogsvårdslagen har häckningsrevir i anmälan. Arten har minskat kraftigt de senaste 30 åren och minskningstakten innevarande 10-årsperiod beräknas till 20 (10–30) %. Talltitan är synnerligen trogen sitt cirka 15 hektar stora revir och är beroende av flerskiktade olikåldriga skogar för att kunna föda upp sina ungar. Talltitan försvinner om dess livsmiljö kalavverkas (Eggers &amp; Low (2014); Ekman (1979); Griesser et al (2007); Klein (2020); Siffczyk et al (2003); SLU Artdatabanken (2021).</w:t>
       </w:r>
     </w:p>
     <w:p>
@@ -155,6 +166,126 @@
       </w:pPr>
       <w:r>
         <w:t>BILAGA 1 – Fridlysta arter</w:t>
+      </w:r>
+    </w:p>
+    <w:p>
+      <w:pPr>
+        <w:pStyle w:val="Heading1"/>
+      </w:pPr>
+      <w:r>
+        <w:t>Talltita – ekologi samt krav på livsmiljön</w:t>
+      </w:r>
+    </w:p>
+    <w:p>
+      <w:r>
+        <w:t>Talltita är rödlistad som NT, fridlyst och prioriterad art i Skogsvårdslagen. Den omfattas av EU:s fågeldirektiv. Arten har minskat kraftigt de senaste 30 åren och minskningstakten innevarande 10-årsperiod beräknas till 20 (10–30) % (SLU Artdatabanken, 2022).</w:t>
+      </w:r>
+    </w:p>
+    <w:p>
+      <w:r>
+        <w:t>Talltita föredrar större sammanhängande barrskogar, och finns såväl i tallskog som granskog och i lövblandad barrskog. Skogens struktur är viktig och ska helst vara flerskiktad med riklig underväxt av mindre granar, björk och andra lövträd och buskar. Tillgång på murknande högstubbar är särskilt viktig, eftersom talltitan helst själv hackar ut sitt bohål (SLU Artdatabanken, 2022).</w:t>
+      </w:r>
+    </w:p>
+    <w:p>
+      <w:r>
+        <w:t>Det finns flera studier som visar att talltita är känslig för gallring och inte överlever när dess livsmiljö kalavverkas (Eggers and Low, 2014; Griesser et al., 2007; Klein, 2020). Talltitans revir är förhållandevis stora, 10–20 hektar och arten missgynnas när skogen fragmenteras. Kalavverkning av större delar av reviret innebär att det överges (Artdatabanken, 2021).</w:t>
+      </w:r>
+    </w:p>
+    <w:p>
+      <w:r>
+        <w:t>Talltitan är synnerligen trogen sitt revir så länge paret lever och biotopen förblir intakt. Paret stannar i sitt revir året om. En förlust av ett revir har därför en stor inverkan på den lokala populationen och trakthyggesbruket anses vara orsak till den svenska populationens kraftiga minskning. Talltiteparets revirtrohet innebär att närhelst under året man observerar en adult talltita så ingår denna plats i reviret (Siffczyk et al., 2003; Ekman, 1979).</w:t>
+      </w:r>
+    </w:p>
+    <w:p>
+      <w:pPr>
+        <w:pStyle w:val="Heading2"/>
+      </w:pPr>
+      <w:r>
+        <w:t>Referenser – talltita</w:t>
+      </w:r>
+    </w:p>
+    <w:p>
+      <w:r>
+        <w:t xml:space="preserve">Eggers, S., Low, M., 2014. </w:t>
+      </w:r>
+      <w:r>
+        <w:rPr>
+          <w:i/>
+        </w:rPr>
+        <w:t xml:space="preserve">Differential demographic responses of sympatric Parids to vegetation management in boreal forest. </w:t>
+      </w:r>
+      <w:r>
+        <w:t>For. Ecol. Manage. 319, 169–175.</w:t>
+      </w:r>
+    </w:p>
+    <w:p>
+      <w:r>
+        <w:t xml:space="preserve">Ekman, J., 1979. </w:t>
+      </w:r>
+      <w:r>
+        <w:rPr>
+          <w:i/>
+        </w:rPr>
+        <w:t xml:space="preserve">Coherence, composition and territories of winter social groups of the Willow Tit Parus montanus and the Crested Tit P. cristatus. </w:t>
+      </w:r>
+      <w:r>
+        <w:t>Ornis Scandinavica, 10, pp 56–68</w:t>
+      </w:r>
+    </w:p>
+    <w:p>
+      <w:r>
+        <w:t xml:space="preserve">Griesser, M., Nystrand, M., Eggers, S., Ekman, J., 2007. </w:t>
+      </w:r>
+      <w:r>
+        <w:rPr>
+          <w:i/>
+        </w:rPr>
+        <w:t xml:space="preserve">Impact of forestry practices on fitness correlates and population productivity in an open-nesting bird species. </w:t>
+      </w:r>
+      <w:r>
+        <w:t>Conserv. Biol. 21, 767–774. https://doi.org/10.1111/j.1523- 1739.2007.00675.x</w:t>
+      </w:r>
+    </w:p>
+    <w:p>
+      <w:r>
+        <w:t xml:space="preserve">Klein, J., 2020. </w:t>
+      </w:r>
+      <w:r>
+        <w:rPr>
+          <w:i/>
+        </w:rPr>
+        <w:t xml:space="preserve">The forgotten forest – On thinning, retention, and biodiversity in the boreal forest. </w:t>
+      </w:r>
+      <w:r>
+        <w:t>Doctoral Thesis No. 2020:50</w:t>
+      </w:r>
+    </w:p>
+    <w:p>
+      <w:r>
+        <w:t xml:space="preserve">Siffczyk, C., Brotons, L., Kangas, K., Orell, M., 2003. </w:t>
+      </w:r>
+      <w:r>
+        <w:rPr>
+          <w:i/>
+        </w:rPr>
+        <w:t xml:space="preserve">Home range size of willow tits. </w:t>
+      </w:r>
+      <w:r>
+        <w:t>Oecologica, 136, 635–642 (2003)</w:t>
+      </w:r>
+    </w:p>
+    <w:p>
+      <w:r>
+        <w:t xml:space="preserve">SLU Artdatabanken, 2021. </w:t>
+      </w:r>
+      <w:r>
+        <w:rPr>
+          <w:i/>
+        </w:rPr>
+        <w:t xml:space="preserve">Artfaktablad. Naturvård – artfakta. </w:t>
+      </w:r>
+      <w:r>
+        <w:t>SLU Artdatabanken, Uppsala</w:t>
       </w:r>
     </w:p>
     <w:p>
@@ -448,7 +579,7 @@
     <w:r>
       <w:tab/>
       <w:tab/>
-      <w:t>2025-11-10</w:t>
+      <w:t>2025-11-11</w:t>
       <w:br/>
       <w:br/>
     </w:r>

--- a/tillsyn/A 29699-2025 tillsynsbegäran.docx
+++ b/tillsyn/A 29699-2025 tillsynsbegäran.docx
@@ -579,7 +579,7 @@
     <w:r>
       <w:tab/>
       <w:tab/>
-      <w:t>2025-11-11</w:t>
+      <w:t>2025-11-12</w:t>
       <w:br/>
       <w:br/>
     </w:r>

--- a/tillsyn/A 29699-2025 tillsynsbegäran.docx
+++ b/tillsyn/A 29699-2025 tillsynsbegäran.docx
@@ -579,7 +579,7 @@
     <w:r>
       <w:tab/>
       <w:tab/>
-      <w:t>2025-11-12</w:t>
+      <w:t>2025-11-13</w:t>
       <w:br/>
       <w:br/>
     </w:r>

--- a/tillsyn/A 29699-2025 tillsynsbegäran.docx
+++ b/tillsyn/A 29699-2025 tillsynsbegäran.docx
@@ -35,7 +35,7 @@
     </w:p>
     <w:p>
       <w:r>
-        <w:t>I avverkningsanmälan har följande 4 naturvårdsarter hittats: garnlav (NT), talltita (NT, §4), tretåig hackspett (NT, §4) och fjällig taggsvamp s.str. (S). Av dessa är 3 rödlistade. För rödlistade arter har rödlistekategorin angivits inom parentes. Arter som är signalarter enligt Skogsstyrelsen har markerats med (S). För fridlysta arter anges även paragrafen i Artskyddsförordningen som arten är fridlyst enligt.</w:t>
+        <w:t>I avverkningsanmälan har följande 6 naturvårdsarter hittats: garnlav (NT), mörk kolflarnlav (NT), talltita (NT, §4), tretåig hackspett (NT, §4), dropptaggsvamp (S) och fjällig taggsvamp s.str. (S). Av dessa är 4 rödlistade. För rödlistade arter har rödlistekategorin angivits inom parentes. Arter som är signalarter enligt Skogsstyrelsen har markerats med (S). För fridlysta arter anges även paragrafen i Artskyddsförordningen som arten är fridlyst enligt.</w:t>
       </w:r>
     </w:p>
     <w:p>
@@ -99,6 +99,17 @@
       </w:r>
       <w:r>
         <w:t xml:space="preserve"> är en utpräglad barrskogsart som ibland kan drapera träden i norrländska grannaturskogar med hög luftfuktighet. Den förekommer även i talldominerade bestånd där den, förutom i trädens grenverk, påträffas hängande över ojämnheter i tallbarken. Arten har minskat starkt i södra och mellersta Sverige och den minskar även i sitt nordliga utbredningsområde. Orsaken till tillbakagången beror främst på slutavverkningar av naturskogsartade skogar. Bestånd med riklig förekomst bör regelmässigt sparas. Garnlav är värdväxt för den mycket sällsynta och akut hotade fjärilen barrskogslavfly (CR) som hör hemma i boreala barrskogar med riklig förekomst av värdväxten. Tidigare kunde arten konstateras årligen på flera platser vid Dala-Floda i Dalarna innan lokalerna kalavverkades. Senaste fyndet i landet av barrskogslavfly är från år 2000 då den påträffades vid Högberget i Sollefteå kommun (SLU Artdatabanken, 2024).</w:t>
+      </w:r>
+    </w:p>
+    <w:p>
+      <w:r>
+        <w:rPr>
+          <w:b/>
+        </w:rPr>
+        <w:t>Mörk kolflarnlav (NT)</w:t>
+      </w:r>
+      <w:r>
+        <w:t xml:space="preserve"> är brandberoende och växer nästan uteslutande på kolad hård kärnved av tall. Arten förekommer främst i glesa, öppna tall- och blandbarrskogar av naturskogskaraktär och etableringen verkar ske sent efter brand, kanske först efter 100–300 år. Mörk kolflarnlav indikerar skog med höga naturvärden och vanligast är att den påträffas på rester av nedbrunna torrakor och högstubbar och lågstubbar som är så grova att hela innandömet är urbränt. Tall- och blandbarrskogar av naturskogskaraktär med spår av återkommande bränder hyser höga biologiska värden och bör skyddas (SLU Artdatabanken, 2024).</w:t>
       </w:r>
     </w:p>
     <w:p>
@@ -579,7 +590,7 @@
     <w:r>
       <w:tab/>
       <w:tab/>
-      <w:t>2025-11-13</w:t>
+      <w:t>2025-11-14</w:t>
       <w:br/>
       <w:br/>
     </w:r>

--- a/tillsyn/A 29699-2025 tillsynsbegäran.docx
+++ b/tillsyn/A 29699-2025 tillsynsbegäran.docx
@@ -35,7 +35,7 @@
     </w:p>
     <w:p>
       <w:r>
-        <w:t>I avverkningsanmälan har följande 6 naturvårdsarter hittats: garnlav (NT), mörk kolflarnlav (NT), talltita (NT, §4), tretåig hackspett (NT, §4), dropptaggsvamp (S) och fjällig taggsvamp s.str. (S). Av dessa är 4 rödlistade. För rödlistade arter har rödlistekategorin angivits inom parentes. Arter som är signalarter enligt Skogsstyrelsen har markerats med (S). För fridlysta arter anges även paragrafen i Artskyddsförordningen som arten är fridlyst enligt.</w:t>
+        <w:t>I avverkningsanmälan har följande 9 naturvårdsarter hittats: garnlav (NT), mörk kolflarnlav (NT), rosenticka (NT), talltita (NT, §4), tretåig hackspett (NT, §4), vedflamlav (NT), dropptaggsvamp (S), fjällig taggsvamp s.str. (S) och revlummer (§9). Av dessa är 6 rödlistade. För rödlistade arter har rödlistekategorin angivits inom parentes. Arter som är signalarter enligt Skogsstyrelsen har markerats med (S). För fridlysta arter anges även paragrafen i Artskyddsförordningen som arten är fridlyst enligt.</w:t>
       </w:r>
     </w:p>
     <w:p>
@@ -113,6 +113,28 @@
       </w:r>
     </w:p>
     <w:p>
+      <w:r>
+        <w:rPr>
+          <w:b/>
+        </w:rPr>
+        <w:t>Rosenticka (NT)</w:t>
+      </w:r>
+      <w:r>
+        <w:t>, rödlistad som nära hotad, ingår i en karaktäristisk association av vedsvampar som växer på gamla, grova granlågor i urskogsartade barrskogar. Den är placerad i toppen av Skogsstyrelsens värdepyramid för bedömning av skog med höga naturvärden och indikerar ett granskogsekosystem med långvarig kontinuitet av grova lågor. Artens beroende av grova granlågor innebär att alla skogsskötselåtgärder på eller i omedelbar närhet av lokalerna utgör ett hot på lång sikt. Det är angeläget att populationerna inte ytterligare glesas ut och ett tillräckligt antal områden där arten nu finns måste sparas för framtiden (Nitare &amp; Skogsstyrelsen, 2019; SLU Artdatabanken, 2024).</w:t>
+      </w:r>
+    </w:p>
+    <w:p>
+      <w:r>
+        <w:rPr>
+          <w:b/>
+        </w:rPr>
+        <w:t>Vedflamlav (NT)</w:t>
+      </w:r>
+      <w:r>
+        <w:t xml:space="preserve"> växer på gammal hård och torr, exponerad kärnved av tall, främst på högstubbar i ljusöppna lägen, t.ex. vid och på myrar, sjökanter, i glesa hällmarkskogar och i brandpräglade tallnaturskogar. Substratet nyskapas i begränsad omfattning och arten är en utmärkt indikator på höga naturvärden i denna skogstyp. Tall- och barrblandskogar med naturskogskaraktär och spår av bränder har ofta höga biologiska värden och bör skyddas (SLU Artdatabanken, 2024).</w:t>
+      </w:r>
+    </w:p>
+    <w:p>
       <w:pPr>
         <w:pStyle w:val="Heading1"/>
       </w:pPr>
@@ -122,7 +144,7 @@
     </w:p>
     <w:p>
       <w:r>
-        <w:t>Följande fridlysta arter har sina livsmiljöer och växtplatser i den avverkningsanmälda skogen: talltita (NT, §4) och tretåig hackspett (NT, §4).</w:t>
+        <w:t>Följande fridlysta arter har sina livsmiljöer och växtplatser i den avverkningsanmälda skogen: talltita (NT, §4), tretåig hackspett (NT, §4) och revlummer (§9).</w:t>
       </w:r>
     </w:p>
     <w:p>
@@ -590,7 +612,7 @@
     <w:r>
       <w:tab/>
       <w:tab/>
-      <w:t>2025-11-14</w:t>
+      <w:t>2025-11-15</w:t>
       <w:br/>
       <w:br/>
     </w:r>

--- a/tillsyn/A 29699-2025 tillsynsbegäran.docx
+++ b/tillsyn/A 29699-2025 tillsynsbegäran.docx
@@ -612,7 +612,7 @@
     <w:r>
       <w:tab/>
       <w:tab/>
-      <w:t>2025-11-15</w:t>
+      <w:t>2025-11-20</w:t>
       <w:br/>
       <w:br/>
     </w:r>

--- a/tillsyn/A 29699-2025 tillsynsbegäran.docx
+++ b/tillsyn/A 29699-2025 tillsynsbegäran.docx
@@ -612,7 +612,7 @@
     <w:r>
       <w:tab/>
       <w:tab/>
-      <w:t>2025-11-20</w:t>
+      <w:t>2025-11-21</w:t>
       <w:br/>
       <w:br/>
     </w:r>

--- a/tillsyn/A 29699-2025 tillsynsbegäran.docx
+++ b/tillsyn/A 29699-2025 tillsynsbegäran.docx
@@ -35,7 +35,7 @@
     </w:p>
     <w:p>
       <w:r>
-        <w:t>I avverkningsanmälan har följande 9 naturvårdsarter hittats: garnlav (NT), mörk kolflarnlav (NT), rosenticka (NT), talltita (NT, §4), tretåig hackspett (NT, §4), vedflamlav (NT), dropptaggsvamp (S), fjällig taggsvamp s.str. (S) och revlummer (§9). Av dessa är 6 rödlistade. För rödlistade arter har rödlistekategorin angivits inom parentes. Arter som är signalarter enligt Skogsstyrelsen har markerats med (S). För fridlysta arter anges även paragrafen i Artskyddsförordningen som arten är fridlyst enligt.</w:t>
+        <w:t>I avverkningsanmälan har följande 10 naturvårdsarter hittats: garnlav (NT), mörk kolflarnlav (NT), rosenticka (NT), talltita (NT, §4), tretåig hackspett (NT, §4), ullticka (NT), vedflamlav (NT), dropptaggsvamp (S), fjällig taggsvamp s.str. (S) och revlummer (§9). Av dessa är 7 rödlistade. För rödlistade arter har rödlistekategorin angivits inom parentes. Arter som är signalarter enligt Skogsstyrelsen har markerats med (S). För fridlysta arter anges även paragrafen i Artskyddsförordningen som arten är fridlyst enligt.</w:t>
       </w:r>
     </w:p>
     <w:p>
@@ -121,6 +121,35 @@
       </w:r>
       <w:r>
         <w:t>, rödlistad som nära hotad, ingår i en karaktäristisk association av vedsvampar som växer på gamla, grova granlågor i urskogsartade barrskogar. Den är placerad i toppen av Skogsstyrelsens värdepyramid för bedömning av skog med höga naturvärden och indikerar ett granskogsekosystem med långvarig kontinuitet av grova lågor. Artens beroende av grova granlågor innebär att alla skogsskötselåtgärder på eller i omedelbar närhet av lokalerna utgör ett hot på lång sikt. Det är angeläget att populationerna inte ytterligare glesas ut och ett tillräckligt antal områden där arten nu finns måste sparas för framtiden (Nitare &amp; Skogsstyrelsen, 2019; SLU Artdatabanken, 2024).</w:t>
+      </w:r>
+    </w:p>
+    <w:p>
+      <w:r>
+        <w:rPr>
+          <w:b/>
+        </w:rPr>
+        <w:t>Ullticka (NT)</w:t>
+      </w:r>
+      <w:r>
+        <w:t xml:space="preserve"> är knuten till restbestånd av barrnaturskog och förekommer med ett tydligt optimum i orörda eller måttligt påverkade gamla granskogar där det föreligger viss kontinuitet av grov död ved. Ullticka är en bra signalart inom hela sitt utbredningsområde och i södra Sverige är den sällsynt och en god signalart för skyddsvärda granskogsmiljöer. Den hotas av avverkning och fragmentering av naturskog och äldre granskog med lång trädkontinuitet. På ullticka kan ibland ulltickeporing (VU) påträffas - det är en sällsynt ticka som nyligen delats upp i tre olika arter: </w:t>
+      </w:r>
+      <w:r>
+        <w:rPr>
+          <w:i/>
+        </w:rPr>
+        <w:t xml:space="preserve">Skeletocutis brevispora </w:t>
+      </w:r>
+      <w:r>
+        <w:t>(ulltickeporing)</w:t>
+      </w:r>
+      <w:r>
+        <w:rPr>
+          <w:i/>
+        </w:rPr>
+        <w:t>, Skeletocutis delicata och Skeletocutis exilis</w:t>
+      </w:r>
+      <w:r>
+        <w:t>. De två sistnämnda arterna står för närvarande (2020) som ej bedömda i rödlistan (SLU Artdatabanken, 2024; Nitare &amp; Skogsstyrelsen, 2019; Miettinen &amp; Niemelä, 2018).</w:t>
       </w:r>
     </w:p>
     <w:p>
@@ -612,7 +641,7 @@
     <w:r>
       <w:tab/>
       <w:tab/>
-      <w:t>2025-11-21</w:t>
+      <w:t>2025-11-22</w:t>
       <w:br/>
       <w:br/>
     </w:r>

--- a/tillsyn/A 29699-2025 tillsynsbegäran.docx
+++ b/tillsyn/A 29699-2025 tillsynsbegäran.docx
@@ -641,7 +641,7 @@
     <w:r>
       <w:tab/>
       <w:tab/>
-      <w:t>2025-11-22</w:t>
+      <w:t>2025-11-23</w:t>
       <w:br/>
       <w:br/>
     </w:r>

--- a/tillsyn/A 29699-2025 tillsynsbegäran.docx
+++ b/tillsyn/A 29699-2025 tillsynsbegäran.docx
@@ -641,7 +641,7 @@
     <w:r>
       <w:tab/>
       <w:tab/>
-      <w:t>2025-11-23</w:t>
+      <w:t>2025-11-24</w:t>
       <w:br/>
       <w:br/>
     </w:r>

--- a/tillsyn/A 29699-2025 tillsynsbegäran.docx
+++ b/tillsyn/A 29699-2025 tillsynsbegäran.docx
@@ -641,7 +641,7 @@
     <w:r>
       <w:tab/>
       <w:tab/>
-      <w:t>2025-11-24</w:t>
+      <w:t>2025-11-25</w:t>
       <w:br/>
       <w:br/>
     </w:r>

--- a/tillsyn/A 29699-2025 tillsynsbegäran.docx
+++ b/tillsyn/A 29699-2025 tillsynsbegäran.docx
@@ -641,7 +641,7 @@
     <w:r>
       <w:tab/>
       <w:tab/>
-      <w:t>2025-11-25</w:t>
+      <w:t>2025-11-26</w:t>
       <w:br/>
       <w:br/>
     </w:r>

--- a/tillsyn/A 29699-2025 tillsynsbegäran.docx
+++ b/tillsyn/A 29699-2025 tillsynsbegäran.docx
@@ -641,7 +641,7 @@
     <w:r>
       <w:tab/>
       <w:tab/>
-      <w:t>2025-11-26</w:t>
+      <w:t>2025-11-27</w:t>
       <w:br/>
       <w:br/>
     </w:r>

--- a/tillsyn/A 29699-2025 tillsynsbegäran.docx
+++ b/tillsyn/A 29699-2025 tillsynsbegäran.docx
@@ -641,7 +641,7 @@
     <w:r>
       <w:tab/>
       <w:tab/>
-      <w:t>2025-11-27</w:t>
+      <w:t>2025-11-28</w:t>
       <w:br/>
       <w:br/>
     </w:r>

--- a/tillsyn/A 29699-2025 tillsynsbegäran.docx
+++ b/tillsyn/A 29699-2025 tillsynsbegäran.docx
@@ -641,7 +641,7 @@
     <w:r>
       <w:tab/>
       <w:tab/>
-      <w:t>2025-11-28</w:t>
+      <w:t>2025-11-29</w:t>
       <w:br/>
       <w:br/>
     </w:r>

--- a/tillsyn/A 29699-2025 tillsynsbegäran.docx
+++ b/tillsyn/A 29699-2025 tillsynsbegäran.docx
@@ -641,7 +641,7 @@
     <w:r>
       <w:tab/>
       <w:tab/>
-      <w:t>2025-11-29</w:t>
+      <w:t>2025-11-30</w:t>
       <w:br/>
       <w:br/>
     </w:r>

--- a/tillsyn/A 29699-2025 tillsynsbegäran.docx
+++ b/tillsyn/A 29699-2025 tillsynsbegäran.docx
@@ -641,7 +641,7 @@
     <w:r>
       <w:tab/>
       <w:tab/>
-      <w:t>2025-11-30</w:t>
+      <w:t>2025-12-01</w:t>
       <w:br/>
       <w:br/>
     </w:r>

--- a/tillsyn/A 29699-2025 tillsynsbegäran.docx
+++ b/tillsyn/A 29699-2025 tillsynsbegäran.docx
@@ -35,7 +35,7 @@
     </w:p>
     <w:p>
       <w:r>
-        <w:t>I avverkningsanmälan har följande 10 naturvårdsarter hittats: garnlav (NT), mörk kolflarnlav (NT), rosenticka (NT), talltita (NT, §4), tretåig hackspett (NT, §4), ullticka (NT), vedflamlav (NT), dropptaggsvamp (S), fjällig taggsvamp s.str. (S) och revlummer (§9). Av dessa är 7 rödlistade. För rödlistade arter har rödlistekategorin angivits inom parentes. Arter som är signalarter enligt Skogsstyrelsen har markerats med (S). För fridlysta arter anges även paragrafen i Artskyddsförordningen som arten är fridlyst enligt.</w:t>
+        <w:t>I avverkningsanmälan har följande 10 naturvårdsarter hittats: garnlav (NT), motaggsvamp (NT), mörk kolflarnlav (NT), rosenticka (NT), talltita (NT, §4), tretåig hackspett (NT, §4), ullticka (NT), vedflamlav (NT), dropptaggsvamp (S) och revlummer (§9). Av dessa är 8 rödlistade. För rödlistade arter har rödlistekategorin angivits inom parentes. Arter som är signalarter enligt Skogsstyrelsen har markerats med (S). För fridlysta arter anges även paragrafen i Artskyddsförordningen som arten är fridlyst enligt.</w:t>
       </w:r>
     </w:p>
     <w:p>
@@ -50,7 +50,7 @@
       <w:r>
         <w:drawing>
           <wp:inline xmlns:a="http://schemas.openxmlformats.org/drawingml/2006/main" xmlns:pic="http://schemas.openxmlformats.org/drawingml/2006/picture">
-            <wp:extent cx="5486400" cy="3205323"/>
+            <wp:extent cx="5486400" cy="3215888"/>
             <wp:docPr id="1" name="Picture 1"/>
             <wp:cNvGraphicFramePr>
               <a:graphicFrameLocks noChangeAspect="1"/>
@@ -71,7 +71,7 @@
                   <pic:spPr>
                     <a:xfrm>
                       <a:off x="0" y="0"/>
-                      <a:ext cx="5486400" cy="3205323"/>
+                      <a:ext cx="5486400" cy="3215888"/>
                     </a:xfrm>
                     <a:prstGeom prst="rect"/>
                   </pic:spPr>
@@ -99,6 +99,17 @@
       </w:r>
       <w:r>
         <w:t xml:space="preserve"> är en utpräglad barrskogsart som ibland kan drapera träden i norrländska grannaturskogar med hög luftfuktighet. Den förekommer även i talldominerade bestånd där den, förutom i trädens grenverk, påträffas hängande över ojämnheter i tallbarken. Arten har minskat starkt i södra och mellersta Sverige och den minskar även i sitt nordliga utbredningsområde. Orsaken till tillbakagången beror främst på slutavverkningar av naturskogsartade skogar. Bestånd med riklig förekomst bör regelmässigt sparas. Garnlav är värdväxt för den mycket sällsynta och akut hotade fjärilen barrskogslavfly (CR) som hör hemma i boreala barrskogar med riklig förekomst av värdväxten. Tidigare kunde arten konstateras årligen på flera platser vid Dala-Floda i Dalarna innan lokalerna kalavverkades. Senaste fyndet i landet av barrskogslavfly är från år 2000 då den påträffades vid Högberget i Sollefteå kommun (SLU Artdatabanken, 2024).</w:t>
+      </w:r>
+    </w:p>
+    <w:p>
+      <w:r>
+        <w:rPr>
+          <w:b/>
+        </w:rPr>
+        <w:t xml:space="preserve">Motaggsvamp (NT) </w:t>
+      </w:r>
+      <w:r>
+        <w:t>bildar mykorrhiza med tall i tallskog och hittas huvudsakligen i äldre, glesare skogsbestånd och hällmarksimpediment. Arten hotas främst av skogsavverkning och tycks försvinna efter slutavverkning, markberedning och plantering (SLU Artdatabanken, 2024).</w:t>
       </w:r>
     </w:p>
     <w:p>
@@ -641,7 +652,7 @@
     <w:r>
       <w:tab/>
       <w:tab/>
-      <w:t>2025-12-01</w:t>
+      <w:t>2025-12-02</w:t>
       <w:br/>
       <w:br/>
     </w:r>
